--- a/output/targeting_memo.docx
+++ b/output/targeting_memo.docx
@@ -6,6 +6,21 @@
     <w:p/>
     <w:p/>
     <w:p/>
+    <w:p>
+      <w:pPr>
+        <w:spacing w:after="80"/>
+        <w:jc w:val="center"/>
+      </w:pPr>
+      <w:r>
+        <w:rPr>
+          <w:rFonts w:ascii="Calibri" w:hAnsi="Calibri"/>
+          <w:b/>
+          <w:color w:val="CC0000"/>
+          <w:sz w:val="24"/>
+        </w:rPr>
+        <w:t>CONFIDENTIAL</w:t>
+      </w:r>
+    </w:p>
     <w:p>
       <w:pPr>
         <w:spacing w:after="120"/>
@@ -51,20 +66,68 @@
       </w:pPr>
       <w:r>
         <w:rPr>
+          <w:rFonts w:ascii="Calibri" w:hAnsi="Calibri"/>
           <w:b/>
+          <w:color w:val="1B2A4A"/>
           <w:sz w:val="22"/>
-          <w:szCs w:val="22"/>
+        </w:rPr>
+        <w:t xml:space="preserve">Date:  </w:t>
+      </w:r>
+      <w:r>
+        <w:rPr>
+          <w:rFonts w:ascii="Calibri" w:hAnsi="Calibri"/>
+          <w:color w:val="333333"/>
+          <w:sz w:val="22"/>
+        </w:rPr>
+        <w:t>April 2026</w:t>
+      </w:r>
+    </w:p>
+    <w:p>
+      <w:pPr>
+        <w:spacing w:after="40"/>
+        <w:ind w:left="2160"/>
+        <w:jc w:val="left"/>
+      </w:pPr>
+      <w:r>
+        <w:rPr>
+          <w:rFonts w:ascii="Calibri" w:hAnsi="Calibri"/>
+          <w:b/>
           <w:color w:val="1B2A4A"/>
+          <w:sz w:val="22"/>
         </w:rPr>
         <w:t xml:space="preserve">To:  </w:t>
       </w:r>
       <w:r>
         <w:rPr>
+          <w:rFonts w:ascii="Calibri" w:hAnsi="Calibri"/>
+          <w:color w:val="333333"/>
           <w:sz w:val="22"/>
-          <w:szCs w:val="22"/>
-          <w:color w:val="333333"/>
         </w:rPr>
         <w:t>Campaign Leadership</w:t>
+      </w:r>
+    </w:p>
+    <w:p>
+      <w:pPr>
+        <w:spacing w:after="40"/>
+        <w:ind w:left="2160"/>
+        <w:jc w:val="left"/>
+      </w:pPr>
+      <w:r>
+        <w:rPr>
+          <w:rFonts w:ascii="Calibri" w:hAnsi="Calibri"/>
+          <w:b/>
+          <w:color w:val="1B2A4A"/>
+          <w:sz w:val="22"/>
+        </w:rPr>
+        <w:t xml:space="preserve">From:  </w:t>
+      </w:r>
+      <w:r>
+        <w:rPr>
+          <w:rFonts w:ascii="Calibri" w:hAnsi="Calibri"/>
+          <w:color w:val="333333"/>
+          <w:sz w:val="22"/>
+        </w:rPr>
+        <w:t>Data &amp; Analytics Team</w:t>
       </w:r>
     </w:p>
     <w:p>
@@ -120,7 +183,7 @@
           <w:color w:val="333333"/>
           <w:sz w:val="22"/>
         </w:rPr>
-        <w:t>This memo presents the results of our voter targeting model for California's 11th Congressional District (San Francisco, Supervisor Districts 1–10) ahead of the June 2026 Democratic primary election. The model assigns every registered voter a composite support score (0–100) calibrated against EMC Research polling and segments the electorate into three strategic universes: Base, Persuasion, and Opposition.</w:t>
+        <w:t>This memo presents the results of our voter targeting model for California's 11th Congressional District (San Francisco, Supervisor Districts 1–10) ahead of the June 2026 Democratic primary election. The model assigns every registered voter a composite support score (0–100) calibrated against EMC Research polling (February 2026 and September 2025) and segments the electorate into three strategic universes: Base, Persuasion, and Opposition.</w:t>
       </w:r>
     </w:p>
     <w:p>
@@ -183,7 +246,7 @@
           <w:color w:val="333333"/>
           <w:sz w:val="22"/>
         </w:rPr>
-        <w:t>Base 170,727 (38.1%) | Persuasion 167,890 (37.4%) | Opposition 109,759 (24.5%)</w:t>
+        <w:t>Base 177,212 (39.5%) | Persuasion 168,183 (37.5%) | Opposition 102,981 (23.0%)</w:t>
       </w:r>
     </w:p>
     <w:p>
@@ -247,7 +310,7 @@
           <w:color w:val="333333"/>
           <w:sz w:val="22"/>
         </w:rPr>
-        <w:t>Strategic Imperative: Mobilize Base drop-off voters (62,725 supporters with turnout score below 45) and persuade swing voters in Districts 1, 4, 5, and 9.</w:t>
+        <w:t xml:space="preserve">Strategic Imperative: </w:t>
       </w:r>
       <w:r>
         <w:rPr>
@@ -255,6 +318,7 @@
           <w:color w:val="333333"/>
           <w:sz w:val="22"/>
         </w:rPr>
+        <w:t>Mobilize Base drop-off voters (66,155 supporters with low turnout probability) and persuade swing voters in Districts 1, 4, 5, and 9.</w:t>
       </w:r>
     </w:p>
     <w:p/>
@@ -380,8 +444,6 @@
                 <w:sz w:val="18"/>
               </w:rPr>
               <w:t>Avg Turnout</w:t>
-              <w:br/>
-              <w:t>Score</w:t>
             </w:r>
           </w:p>
         </w:tc>
@@ -425,7 +487,7 @@
                 <w:color w:val="333333"/>
                 <w:sz w:val="18"/>
               </w:rPr>
-              <w:t>170,727</w:t>
+              <w:t>177,212</w:t>
             </w:r>
           </w:p>
         </w:tc>
@@ -446,7 +508,7 @@
                 <w:color w:val="333333"/>
                 <w:sz w:val="18"/>
               </w:rPr>
-              <w:t>38.1%</w:t>
+              <w:t>39.5%</w:t>
             </w:r>
           </w:p>
         </w:tc>
@@ -467,7 +529,7 @@
                 <w:color w:val="333333"/>
                 <w:sz w:val="18"/>
               </w:rPr>
-              <w:t>76.6</w:t>
+              <w:t>76.8</w:t>
             </w:r>
           </w:p>
         </w:tc>
@@ -488,7 +550,7 @@
                 <w:color w:val="333333"/>
                 <w:sz w:val="18"/>
               </w:rPr>
-              <w:t>52.1</w:t>
+              <w:t>51.7%</w:t>
             </w:r>
           </w:p>
         </w:tc>
@@ -534,7 +596,7 @@
                 <w:color w:val="333333"/>
                 <w:sz w:val="18"/>
               </w:rPr>
-              <w:t>167,890</w:t>
+              <w:t>168,183</w:t>
             </w:r>
           </w:p>
         </w:tc>
@@ -556,7 +618,7 @@
                 <w:color w:val="333333"/>
                 <w:sz w:val="18"/>
               </w:rPr>
-              <w:t>37.4%</w:t>
+              <w:t>37.5%</w:t>
             </w:r>
           </w:p>
         </w:tc>
@@ -600,7 +662,7 @@
                 <w:color w:val="333333"/>
                 <w:sz w:val="18"/>
               </w:rPr>
-              <w:t>32.5</w:t>
+              <w:t>32.0%</w:t>
             </w:r>
           </w:p>
         </w:tc>
@@ -644,7 +706,7 @@
                 <w:color w:val="333333"/>
                 <w:sz w:val="18"/>
               </w:rPr>
-              <w:t>109,759</w:t>
+              <w:t>102,981</w:t>
             </w:r>
           </w:p>
         </w:tc>
@@ -665,7 +727,7 @@
                 <w:color w:val="333333"/>
                 <w:sz w:val="18"/>
               </w:rPr>
-              <w:t>24.5%</w:t>
+              <w:t>23.0%</w:t>
             </w:r>
           </w:p>
         </w:tc>
@@ -686,7 +748,7 @@
                 <w:color w:val="333333"/>
                 <w:sz w:val="18"/>
               </w:rPr>
-              <w:t>40.7</w:t>
+              <w:t>42.1</w:t>
             </w:r>
           </w:p>
         </w:tc>
@@ -707,7 +769,7 @@
                 <w:color w:val="333333"/>
                 <w:sz w:val="18"/>
               </w:rPr>
-              <w:t>30.2</w:t>
+              <w:t>30.3%</w:t>
             </w:r>
           </w:p>
         </w:tc>
@@ -854,7 +916,7 @@
           <w:color w:val="333333"/>
           <w:sz w:val="22"/>
         </w:rPr>
-        <w:t>Each registered voter in CD-11 receives a composite support score (0–100) derived from eight weighted factors, calibrated against EMC Research polling crosstabs (February 2026, n=800). The model integrates TargetSmart modeled data with geographic, demographic, and behavioral indicators to estimate each voter’s likelihood of supporting Scott Wiener in a head-to-head primary.</w:t>
+        <w:t>Each registered voter in CD-11 receives a composite support score (0–100) derived from eight weighted factors, calibrated against EMC Research polling crosstabs (February 2026, n=800; September 2025, n=500, weighted 60/40). The model integrates TargetSmart modeled data with geographic, demographic, and behavioral indicators to estimate each voter’s likelihood of supporting Scott Wiener in a head-to-head primary.</w:t>
       </w:r>
     </w:p>
     <w:p>
@@ -1410,7 +1472,7 @@
                 <w:color w:val="333333"/>
                 <w:sz w:val="18"/>
               </w:rPr>
-              <w:t>Historical primary turnout (2018–2024); normalized to 0–100 scale</w:t>
+              <w:t>Historical primary turnout (2018–2024)</w:t>
             </w:r>
           </w:p>
         </w:tc>
@@ -1629,7 +1691,7 @@
           <w:color w:val="1B2A4A"/>
           <w:sz w:val="24"/>
         </w:rPr>
-        <w:t>Base Universe (170,727 — 38.1%)</w:t>
+        <w:t>Base Universe (177,212 — 39.5%)</w:t>
       </w:r>
     </w:p>
     <w:p>
@@ -1743,7 +1805,7 @@
                 <w:color w:val="333333"/>
                 <w:sz w:val="18"/>
               </w:rPr>
-              <w:t>76.6</w:t>
+              <w:t>76.8</w:t>
             </w:r>
           </w:p>
         </w:tc>
@@ -1767,7 +1829,7 @@
                 <w:color w:val="333333"/>
                 <w:sz w:val="18"/>
               </w:rPr>
-              <w:t>Average Turnout Score</w:t>
+              <w:t>Average Turnout Probability</w:t>
             </w:r>
           </w:p>
         </w:tc>
@@ -1789,7 +1851,7 @@
                 <w:color w:val="333333"/>
                 <w:sz w:val="18"/>
               </w:rPr>
-              <w:t>52.1</w:t>
+              <w:t>51.7%</w:t>
             </w:r>
           </w:p>
         </w:tc>
@@ -1833,7 +1895,7 @@
                 <w:color w:val="333333"/>
                 <w:sz w:val="18"/>
               </w:rPr>
-              <w:t>77.8%</w:t>
+              <w:t>77.7%</w:t>
             </w:r>
           </w:p>
         </w:tc>
@@ -1879,7 +1941,7 @@
                 <w:color w:val="333333"/>
                 <w:sz w:val="18"/>
               </w:rPr>
-              <w:t>64.1%</w:t>
+              <w:t>63.0%</w:t>
             </w:r>
           </w:p>
         </w:tc>
@@ -1923,7 +1985,7 @@
                 <w:color w:val="333333"/>
                 <w:sz w:val="18"/>
               </w:rPr>
-              <w:t>29.9%</w:t>
+              <w:t>29.4%</w:t>
             </w:r>
           </w:p>
         </w:tc>
@@ -1969,7 +2031,7 @@
                 <w:color w:val="333333"/>
                 <w:sz w:val="18"/>
               </w:rPr>
-              <w:t>49.1%</w:t>
+              <w:t>48.9%</w:t>
             </w:r>
           </w:p>
         </w:tc>
@@ -2013,7 +2075,7 @@
                 <w:color w:val="333333"/>
                 <w:sz w:val="18"/>
               </w:rPr>
-              <w:t>55.5%</w:t>
+              <w:t>55.3%</w:t>
             </w:r>
           </w:p>
         </w:tc>
@@ -2059,7 +2121,7 @@
                 <w:color w:val="333333"/>
                 <w:sz w:val="18"/>
               </w:rPr>
-              <w:t>54.8% Base</w:t>
+              <w:t>55.3% Base</w:t>
             </w:r>
           </w:p>
         </w:tc>
@@ -2103,7 +2165,7 @@
                 <w:color w:val="333333"/>
                 <w:sz w:val="18"/>
               </w:rPr>
-              <w:t>51.2% Base</w:t>
+              <w:t>51.8% Base</w:t>
             </w:r>
           </w:p>
         </w:tc>
@@ -2149,7 +2211,7 @@
                 <w:color w:val="333333"/>
                 <w:sz w:val="18"/>
               </w:rPr>
-              <w:t>49.7% Base</w:t>
+              <w:t>50.0% Base</w:t>
             </w:r>
           </w:p>
         </w:tc>
@@ -2168,7 +2230,7 @@
           <w:color w:val="333333"/>
           <w:sz w:val="22"/>
         </w:rPr>
-        <w:t>Drop-off Base: 62,725 voters (36.7% of Base) are supporters with a turnout probability score below 45 (on the 0–100 scale). These individuals are the campaign’s highest-ROI mobilization targets — they support Scott but may not vote in a June primary without direct contact.</w:t>
+        <w:t>Drop-off Base: 66,155 voters (37.3% of Base) are supporters with low turnout probability. These individuals are the campaign’s highest-ROI mobilization targets — they support Scott but may not vote in a June primary without direct contact.</w:t>
       </w:r>
     </w:p>
     <w:p/>
@@ -2183,7 +2245,7 @@
           <w:color w:val="1B2A4A"/>
           <w:sz w:val="24"/>
         </w:rPr>
-        <w:t>Persuasion Universe (167,890 — 37.4%)</w:t>
+        <w:t>Persuasion Universe (168,183 — 37.5%)</w:t>
       </w:r>
     </w:p>
     <w:p>
@@ -2321,7 +2383,7 @@
                 <w:color w:val="333333"/>
                 <w:sz w:val="18"/>
               </w:rPr>
-              <w:t>Average Turnout Score</w:t>
+              <w:t>Average Turnout Probability</w:t>
             </w:r>
           </w:p>
         </w:tc>
@@ -2343,7 +2405,7 @@
                 <w:color w:val="333333"/>
                 <w:sz w:val="18"/>
               </w:rPr>
-              <w:t>32.5</w:t>
+              <w:t>32.0%</w:t>
             </w:r>
           </w:p>
         </w:tc>
@@ -2387,7 +2449,7 @@
                 <w:color w:val="333333"/>
                 <w:sz w:val="18"/>
               </w:rPr>
-              <w:t>65.0%</w:t>
+              <w:t>64.9%</w:t>
             </w:r>
           </w:p>
         </w:tc>
@@ -2433,7 +2495,7 @@
                 <w:color w:val="333333"/>
                 <w:sz w:val="18"/>
               </w:rPr>
-              <w:t>54.4%</w:t>
+              <w:t>54.0%</w:t>
             </w:r>
           </w:p>
         </w:tc>
@@ -2477,7 +2539,7 @@
                 <w:color w:val="333333"/>
                 <w:sz w:val="18"/>
               </w:rPr>
-              <w:t>30.2%</w:t>
+              <w:t>30.3%</w:t>
             </w:r>
           </w:p>
         </w:tc>
@@ -2523,7 +2585,7 @@
                 <w:color w:val="333333"/>
                 <w:sz w:val="18"/>
               </w:rPr>
-              <w:t>46.1%</w:t>
+              <w:t>46.2%</w:t>
             </w:r>
           </w:p>
         </w:tc>
@@ -2968,7 +3030,7 @@
           <w:color w:val="1B2A4A"/>
           <w:sz w:val="24"/>
         </w:rPr>
-        <w:t>Opposition Universe (109,759 — 24.5%)</w:t>
+        <w:t>Opposition Universe (102,981 — 23.0%)</w:t>
       </w:r>
     </w:p>
     <w:p>
@@ -3128,7 +3190,7 @@
                 <w:color w:val="333333"/>
                 <w:sz w:val="18"/>
               </w:rPr>
-              <w:t>37,231</w:t>
+              <w:t>37,232</w:t>
             </w:r>
           </w:p>
         </w:tc>
@@ -3216,7 +3278,7 @@
                 <w:color w:val="333333"/>
                 <w:sz w:val="18"/>
               </w:rPr>
-              <w:t>9,714</w:t>
+              <w:t>9,331</w:t>
             </w:r>
           </w:p>
         </w:tc>
@@ -3238,7 +3300,7 @@
                 <w:color w:val="333333"/>
                 <w:sz w:val="18"/>
               </w:rPr>
-              <w:t>2.2%</w:t>
+              <w:t>2.1%</w:t>
             </w:r>
           </w:p>
         </w:tc>
@@ -3392,7 +3454,7 @@
                 <w:color w:val="333333"/>
                 <w:sz w:val="18"/>
               </w:rPr>
-              <w:t>58,820</w:t>
+              <w:t>52,424</w:t>
             </w:r>
           </w:p>
         </w:tc>
@@ -3414,7 +3476,7 @@
                 <w:color w:val="333333"/>
                 <w:sz w:val="18"/>
               </w:rPr>
-              <w:t>13.1%</w:t>
+              <w:t>11.7%</w:t>
             </w:r>
           </w:p>
         </w:tc>
@@ -3726,7 +3788,7 @@
                 <w:color w:val="333333"/>
                 <w:sz w:val="18"/>
               </w:rPr>
-              <w:t>35,210</w:t>
+              <w:t>58,030</w:t>
             </w:r>
           </w:p>
         </w:tc>
@@ -3747,7 +3809,7 @@
                 <w:color w:val="333333"/>
                 <w:sz w:val="18"/>
               </w:rPr>
-              <w:t>19,295</w:t>
+              <w:t>32,119</w:t>
             </w:r>
           </w:p>
         </w:tc>
@@ -3768,7 +3830,7 @@
                 <w:color w:val="333333"/>
                 <w:sz w:val="18"/>
               </w:rPr>
-              <w:t>54.8%</w:t>
+              <w:t>55.3%</w:t>
             </w:r>
           </w:p>
         </w:tc>
@@ -3789,7 +3851,7 @@
                 <w:color w:val="333333"/>
                 <w:sz w:val="18"/>
               </w:rPr>
-              <w:t>30.7%</w:t>
+              <w:t>33.8%</w:t>
             </w:r>
           </w:p>
         </w:tc>
@@ -3810,7 +3872,7 @@
                 <w:color w:val="333333"/>
                 <w:sz w:val="18"/>
               </w:rPr>
-              <w:t>14.5%</w:t>
+              <w:t>10.9%</w:t>
             </w:r>
           </w:p>
         </w:tc>
@@ -3878,7 +3940,7 @@
                 <w:color w:val="333333"/>
                 <w:sz w:val="18"/>
               </w:rPr>
-              <w:t>48,620</w:t>
+              <w:t>50,330</w:t>
             </w:r>
           </w:p>
         </w:tc>
@@ -3900,7 +3962,7 @@
                 <w:color w:val="333333"/>
                 <w:sz w:val="18"/>
               </w:rPr>
-              <w:t>24,893</w:t>
+              <w:t>26,047</w:t>
             </w:r>
           </w:p>
         </w:tc>
@@ -3922,7 +3984,7 @@
                 <w:color w:val="333333"/>
                 <w:sz w:val="18"/>
               </w:rPr>
-              <w:t>51.2%</w:t>
+              <w:t>51.8%</w:t>
             </w:r>
           </w:p>
         </w:tc>
@@ -3944,7 +4006,7 @@
                 <w:color w:val="333333"/>
                 <w:sz w:val="18"/>
               </w:rPr>
-              <w:t>32.4%</w:t>
+              <w:t>30.1%</w:t>
             </w:r>
           </w:p>
         </w:tc>
@@ -3966,7 +4028,7 @@
                 <w:color w:val="333333"/>
                 <w:sz w:val="18"/>
               </w:rPr>
-              <w:t>16.4%</w:t>
+              <w:t>18.1%</w:t>
             </w:r>
           </w:p>
         </w:tc>
@@ -4031,7 +4093,7 @@
                 <w:color w:val="333333"/>
                 <w:sz w:val="18"/>
               </w:rPr>
-              <w:t>42,380</w:t>
+              <w:t>48,283</w:t>
             </w:r>
           </w:p>
         </w:tc>
@@ -4052,7 +4114,7 @@
                 <w:color w:val="333333"/>
                 <w:sz w:val="18"/>
               </w:rPr>
-              <w:t>21,063</w:t>
+              <w:t>24,128</w:t>
             </w:r>
           </w:p>
         </w:tc>
@@ -4073,7 +4135,7 @@
                 <w:color w:val="333333"/>
                 <w:sz w:val="18"/>
               </w:rPr>
-              <w:t>49.7%</w:t>
+              <w:t>50.0%</w:t>
             </w:r>
           </w:p>
         </w:tc>
@@ -4094,7 +4156,7 @@
                 <w:color w:val="333333"/>
                 <w:sz w:val="18"/>
               </w:rPr>
-              <w:t>33.1%</w:t>
+              <w:t>34.7%</w:t>
             </w:r>
           </w:p>
         </w:tc>
@@ -4115,7 +4177,7 @@
                 <w:color w:val="333333"/>
                 <w:sz w:val="18"/>
               </w:rPr>
-              <w:t>17.2%</w:t>
+              <w:t>15.4%</w:t>
             </w:r>
           </w:p>
         </w:tc>
@@ -4183,7 +4245,7 @@
                 <w:color w:val="333333"/>
                 <w:sz w:val="18"/>
               </w:rPr>
-              <w:t>39,750</w:t>
+              <w:t>42,689</w:t>
             </w:r>
           </w:p>
         </w:tc>
@@ -4205,7 +4267,7 @@
                 <w:color w:val="333333"/>
                 <w:sz w:val="18"/>
               </w:rPr>
-              <w:t>18,643</w:t>
+              <w:t>20,163</w:t>
             </w:r>
           </w:p>
         </w:tc>
@@ -4227,7 +4289,7 @@
                 <w:color w:val="333333"/>
                 <w:sz w:val="18"/>
               </w:rPr>
-              <w:t>46.9%</w:t>
+              <w:t>47.2%</w:t>
             </w:r>
           </w:p>
         </w:tc>
@@ -4249,7 +4311,7 @@
                 <w:color w:val="333333"/>
                 <w:sz w:val="18"/>
               </w:rPr>
-              <w:t>34.2%</w:t>
+              <w:t>39.1%</w:t>
             </w:r>
           </w:p>
         </w:tc>
@@ -4271,7 +4333,7 @@
                 <w:color w:val="333333"/>
                 <w:sz w:val="18"/>
               </w:rPr>
-              <w:t>18.9%</w:t>
+              <w:t>13.6%</w:t>
             </w:r>
           </w:p>
         </w:tc>
@@ -4336,7 +4398,7 @@
                 <w:color w:val="333333"/>
                 <w:sz w:val="18"/>
               </w:rPr>
-              <w:t>51,890</w:t>
+              <w:t>36,782</w:t>
             </w:r>
           </w:p>
         </w:tc>
@@ -4357,7 +4419,7 @@
                 <w:color w:val="333333"/>
                 <w:sz w:val="18"/>
               </w:rPr>
-              <w:t>22,572</w:t>
+              <w:t>16,226</w:t>
             </w:r>
           </w:p>
         </w:tc>
@@ -4378,7 +4440,7 @@
                 <w:color w:val="333333"/>
                 <w:sz w:val="18"/>
               </w:rPr>
-              <w:t>43.5%</w:t>
+              <w:t>44.1%</w:t>
             </w:r>
           </w:p>
         </w:tc>
@@ -4399,7 +4461,7 @@
                 <w:color w:val="333333"/>
                 <w:sz w:val="18"/>
               </w:rPr>
-              <w:t>35.8%</w:t>
+              <w:t>41.6%</w:t>
             </w:r>
           </w:p>
         </w:tc>
@@ -4420,7 +4482,7 @@
                 <w:color w:val="333333"/>
                 <w:sz w:val="18"/>
               </w:rPr>
-              <w:t>20.7%</w:t>
+              <w:t>14.3%</w:t>
             </w:r>
           </w:p>
         </w:tc>
@@ -4488,7 +4550,7 @@
                 <w:color w:val="333333"/>
                 <w:sz w:val="18"/>
               </w:rPr>
-              <w:t>46,310</w:t>
+              <w:t>39,395</w:t>
             </w:r>
           </w:p>
         </w:tc>
@@ -4510,7 +4572,7 @@
                 <w:color w:val="333333"/>
                 <w:sz w:val="18"/>
               </w:rPr>
-              <w:t>16,396</w:t>
+              <w:t>13,584</w:t>
             </w:r>
           </w:p>
         </w:tc>
@@ -4532,7 +4594,7 @@
                 <w:color w:val="333333"/>
                 <w:sz w:val="18"/>
               </w:rPr>
-              <w:t>35.4%</w:t>
+              <w:t>34.5%</w:t>
             </w:r>
           </w:p>
         </w:tc>
@@ -4554,7 +4616,7 @@
                 <w:color w:val="333333"/>
                 <w:sz w:val="18"/>
               </w:rPr>
-              <w:t>38.9%</w:t>
+              <w:t>39.0%</w:t>
             </w:r>
           </w:p>
         </w:tc>
@@ -4576,312 +4638,7 @@
                 <w:color w:val="333333"/>
                 <w:sz w:val="18"/>
               </w:rPr>
-              <w:t>25.7%</w:t>
-            </w:r>
-          </w:p>
-        </w:tc>
-      </w:tr>
-      <w:tr>
-        <w:tc>
-          <w:tcPr>
-            <w:tcW w:type="dxa" w:w="720"/>
-          </w:tcPr>
-          <w:p>
-            <w:pPr>
-              <w:spacing w:before="40" w:after="40"/>
-              <w:jc w:val="center"/>
-            </w:pPr>
-            <w:r/>
-            <w:r>
-              <w:rPr>
-                <w:rFonts w:ascii="Calibri" w:hAnsi="Calibri"/>
-                <w:b/>
-                <w:color w:val="333333"/>
-                <w:sz w:val="18"/>
-              </w:rPr>
-              <w:t>D1</w:t>
-            </w:r>
-          </w:p>
-        </w:tc>
-        <w:tc>
-          <w:tcPr>
-            <w:tcW w:type="dxa" w:w="2448"/>
-          </w:tcPr>
-          <w:p>
-            <w:pPr>
-              <w:spacing w:before="40" w:after="40"/>
-              <w:jc w:val="center"/>
-            </w:pPr>
-            <w:r/>
-            <w:r>
-              <w:rPr>
-                <w:rFonts w:ascii="Calibri" w:hAnsi="Calibri"/>
-                <w:b w:val="0"/>
-                <w:color w:val="333333"/>
-                <w:sz w:val="18"/>
-              </w:rPr>
-              <w:t>Richmond</w:t>
-            </w:r>
-          </w:p>
-        </w:tc>
-        <w:tc>
-          <w:tcPr>
-            <w:tcW w:type="dxa" w:w="1152"/>
-          </w:tcPr>
-          <w:p>
-            <w:pPr>
-              <w:spacing w:before="40" w:after="40"/>
-              <w:jc w:val="center"/>
-            </w:pPr>
-            <w:r/>
-            <w:r>
-              <w:rPr>
-                <w:rFonts w:ascii="Calibri" w:hAnsi="Calibri"/>
-                <w:b w:val="0"/>
-                <w:color w:val="333333"/>
-                <w:sz w:val="18"/>
-              </w:rPr>
-              <w:t>44,520</w:t>
-            </w:r>
-          </w:p>
-        </w:tc>
-        <w:tc>
-          <w:tcPr>
-            <w:tcW w:type="dxa" w:w="1152"/>
-          </w:tcPr>
-          <w:p>
-            <w:pPr>
-              <w:spacing w:before="40" w:after="40"/>
-              <w:jc w:val="center"/>
-            </w:pPr>
-            <w:r/>
-            <w:r>
-              <w:rPr>
-                <w:rFonts w:ascii="Calibri" w:hAnsi="Calibri"/>
-                <w:b w:val="0"/>
-                <w:color w:val="333333"/>
-                <w:sz w:val="18"/>
-              </w:rPr>
-              <w:t>14,693</w:t>
-            </w:r>
-          </w:p>
-        </w:tc>
-        <w:tc>
-          <w:tcPr>
-            <w:tcW w:type="dxa" w:w="1008"/>
-          </w:tcPr>
-          <w:p>
-            <w:pPr>
-              <w:spacing w:before="40" w:after="40"/>
-              <w:jc w:val="center"/>
-            </w:pPr>
-            <w:r/>
-            <w:r>
-              <w:rPr>
-                <w:rFonts w:ascii="Calibri" w:hAnsi="Calibri"/>
-                <w:b w:val="0"/>
-                <w:color w:val="333333"/>
-                <w:sz w:val="18"/>
-              </w:rPr>
-              <w:t>33.0%</w:t>
-            </w:r>
-          </w:p>
-        </w:tc>
-        <w:tc>
-          <w:tcPr>
-            <w:tcW w:type="dxa" w:w="1296"/>
-          </w:tcPr>
-          <w:p>
-            <w:pPr>
-              <w:spacing w:before="40" w:after="40"/>
-              <w:jc w:val="center"/>
-            </w:pPr>
-            <w:r/>
-            <w:r>
-              <w:rPr>
-                <w:rFonts w:ascii="Calibri" w:hAnsi="Calibri"/>
-                <w:b w:val="0"/>
-                <w:color w:val="333333"/>
-                <w:sz w:val="18"/>
-              </w:rPr>
-              <w:t>41.2%</w:t>
-            </w:r>
-          </w:p>
-        </w:tc>
-        <w:tc>
-          <w:tcPr>
-            <w:tcW w:type="dxa" w:w="1296"/>
-          </w:tcPr>
-          <w:p>
-            <w:pPr>
-              <w:spacing w:before="40" w:after="40"/>
-              <w:jc w:val="center"/>
-            </w:pPr>
-            <w:r/>
-            <w:r>
-              <w:rPr>
-                <w:rFonts w:ascii="Calibri" w:hAnsi="Calibri"/>
-                <w:b w:val="0"/>
-                <w:color w:val="333333"/>
-                <w:sz w:val="18"/>
-              </w:rPr>
-              <w:t>25.8%</w:t>
-            </w:r>
-          </w:p>
-        </w:tc>
-      </w:tr>
-      <w:tr>
-        <w:tc>
-          <w:tcPr>
-            <w:tcW w:type="dxa" w:w="720"/>
-            <w:shd w:fill="DBE5F1" w:val="clear"/>
-          </w:tcPr>
-          <w:p>
-            <w:pPr>
-              <w:spacing w:before="40" w:after="40"/>
-              <w:jc w:val="center"/>
-            </w:pPr>
-            <w:r/>
-            <w:r>
-              <w:rPr>
-                <w:rFonts w:ascii="Calibri" w:hAnsi="Calibri"/>
-                <w:b/>
-                <w:color w:val="333333"/>
-                <w:sz w:val="18"/>
-              </w:rPr>
-              <w:t>D4</w:t>
-            </w:r>
-          </w:p>
-        </w:tc>
-        <w:tc>
-          <w:tcPr>
-            <w:tcW w:type="dxa" w:w="2448"/>
-            <w:shd w:fill="DBE5F1" w:val="clear"/>
-          </w:tcPr>
-          <w:p>
-            <w:pPr>
-              <w:spacing w:before="40" w:after="40"/>
-              <w:jc w:val="center"/>
-            </w:pPr>
-            <w:r/>
-            <w:r>
-              <w:rPr>
-                <w:rFonts w:ascii="Calibri" w:hAnsi="Calibri"/>
-                <w:b w:val="0"/>
-                <w:color w:val="333333"/>
-                <w:sz w:val="18"/>
-              </w:rPr>
-              <w:t>Sunset / Parkside</w:t>
-            </w:r>
-          </w:p>
-        </w:tc>
-        <w:tc>
-          <w:tcPr>
-            <w:tcW w:type="dxa" w:w="1152"/>
-            <w:shd w:fill="DBE5F1" w:val="clear"/>
-          </w:tcPr>
-          <w:p>
-            <w:pPr>
-              <w:spacing w:before="40" w:after="40"/>
-              <w:jc w:val="center"/>
-            </w:pPr>
-            <w:r/>
-            <w:r>
-              <w:rPr>
-                <w:rFonts w:ascii="Calibri" w:hAnsi="Calibri"/>
-                <w:b w:val="0"/>
-                <w:color w:val="333333"/>
-                <w:sz w:val="18"/>
-              </w:rPr>
-              <w:t>43,870</w:t>
-            </w:r>
-          </w:p>
-        </w:tc>
-        <w:tc>
-          <w:tcPr>
-            <w:tcW w:type="dxa" w:w="1152"/>
-            <w:shd w:fill="DBE5F1" w:val="clear"/>
-          </w:tcPr>
-          <w:p>
-            <w:pPr>
-              <w:spacing w:before="40" w:after="40"/>
-              <w:jc w:val="center"/>
-            </w:pPr>
-            <w:r/>
-            <w:r>
-              <w:rPr>
-                <w:rFonts w:ascii="Calibri" w:hAnsi="Calibri"/>
-                <w:b w:val="0"/>
-                <w:color w:val="333333"/>
-                <w:sz w:val="18"/>
-              </w:rPr>
-              <w:t>11,318</w:t>
-            </w:r>
-          </w:p>
-        </w:tc>
-        <w:tc>
-          <w:tcPr>
-            <w:tcW w:type="dxa" w:w="1008"/>
-            <w:shd w:fill="DBE5F1" w:val="clear"/>
-          </w:tcPr>
-          <w:p>
-            <w:pPr>
-              <w:spacing w:before="40" w:after="40"/>
-              <w:jc w:val="center"/>
-            </w:pPr>
-            <w:r/>
-            <w:r>
-              <w:rPr>
-                <w:rFonts w:ascii="Calibri" w:hAnsi="Calibri"/>
-                <w:b w:val="0"/>
-                <w:color w:val="333333"/>
-                <w:sz w:val="18"/>
-              </w:rPr>
-              <w:t>25.8%</w:t>
-            </w:r>
-          </w:p>
-        </w:tc>
-        <w:tc>
-          <w:tcPr>
-            <w:tcW w:type="dxa" w:w="1296"/>
-            <w:shd w:fill="DBE5F1" w:val="clear"/>
-          </w:tcPr>
-          <w:p>
-            <w:pPr>
-              <w:spacing w:before="40" w:after="40"/>
-              <w:jc w:val="center"/>
-            </w:pPr>
-            <w:r/>
-            <w:r>
-              <w:rPr>
-                <w:rFonts w:ascii="Calibri" w:hAnsi="Calibri"/>
-                <w:b w:val="0"/>
-                <w:color w:val="333333"/>
-                <w:sz w:val="18"/>
-              </w:rPr>
-              <w:t>44.6%</w:t>
-            </w:r>
-          </w:p>
-        </w:tc>
-        <w:tc>
-          <w:tcPr>
-            <w:tcW w:type="dxa" w:w="1296"/>
-            <w:shd w:fill="DBE5F1" w:val="clear"/>
-          </w:tcPr>
-          <w:p>
-            <w:pPr>
-              <w:spacing w:before="40" w:after="40"/>
-              <w:jc w:val="center"/>
-            </w:pPr>
-            <w:r/>
-            <w:r>
-              <w:rPr>
-                <w:rFonts w:ascii="Calibri" w:hAnsi="Calibri"/>
-                <w:b w:val="0"/>
-                <w:color w:val="333333"/>
-                <w:sz w:val="18"/>
-              </w:rPr>
-              <w:t>29.6%</w:t>
+              <w:t>26.5%</w:t>
             </w:r>
           </w:p>
         </w:tc>
@@ -4946,7 +4703,7 @@
                 <w:color w:val="333333"/>
                 <w:sz w:val="18"/>
               </w:rPr>
-              <w:t>46,780</w:t>
+              <w:t>44,384</w:t>
             </w:r>
           </w:p>
         </w:tc>
@@ -4967,7 +4724,7 @@
                 <w:color w:val="333333"/>
                 <w:sz w:val="18"/>
               </w:rPr>
-              <w:t>11,742</w:t>
+              <w:t>13,563</w:t>
             </w:r>
           </w:p>
         </w:tc>
@@ -4988,7 +4745,7 @@
                 <w:color w:val="333333"/>
                 <w:sz w:val="18"/>
               </w:rPr>
-              <w:t>25.1%</w:t>
+              <w:t>30.6%</w:t>
             </w:r>
           </w:p>
         </w:tc>
@@ -5009,7 +4766,7 @@
                 <w:color w:val="333333"/>
                 <w:sz w:val="18"/>
               </w:rPr>
-              <w:t>40.9%</w:t>
+              <w:t>39.9%</w:t>
             </w:r>
           </w:p>
         </w:tc>
@@ -5030,7 +4787,312 @@
                 <w:color w:val="333333"/>
                 <w:sz w:val="18"/>
               </w:rPr>
-              <w:t>34.0%</w:t>
+              <w:t>29.5%</w:t>
+            </w:r>
+          </w:p>
+        </w:tc>
+      </w:tr>
+      <w:tr>
+        <w:tc>
+          <w:tcPr>
+            <w:tcW w:type="dxa" w:w="720"/>
+            <w:shd w:fill="DBE5F1" w:val="clear"/>
+          </w:tcPr>
+          <w:p>
+            <w:pPr>
+              <w:spacing w:before="40" w:after="40"/>
+              <w:jc w:val="center"/>
+            </w:pPr>
+            <w:r/>
+            <w:r>
+              <w:rPr>
+                <w:rFonts w:ascii="Calibri" w:hAnsi="Calibri"/>
+                <w:b/>
+                <w:color w:val="333333"/>
+                <w:sz w:val="18"/>
+              </w:rPr>
+              <w:t>D1</w:t>
+            </w:r>
+          </w:p>
+        </w:tc>
+        <w:tc>
+          <w:tcPr>
+            <w:tcW w:type="dxa" w:w="2448"/>
+            <w:shd w:fill="DBE5F1" w:val="clear"/>
+          </w:tcPr>
+          <w:p>
+            <w:pPr>
+              <w:spacing w:before="40" w:after="40"/>
+              <w:jc w:val="center"/>
+            </w:pPr>
+            <w:r/>
+            <w:r>
+              <w:rPr>
+                <w:rFonts w:ascii="Calibri" w:hAnsi="Calibri"/>
+                <w:b w:val="0"/>
+                <w:color w:val="333333"/>
+                <w:sz w:val="18"/>
+              </w:rPr>
+              <w:t>Richmond</w:t>
+            </w:r>
+          </w:p>
+        </w:tc>
+        <w:tc>
+          <w:tcPr>
+            <w:tcW w:type="dxa" w:w="1152"/>
+            <w:shd w:fill="DBE5F1" w:val="clear"/>
+          </w:tcPr>
+          <w:p>
+            <w:pPr>
+              <w:spacing w:before="40" w:after="40"/>
+              <w:jc w:val="center"/>
+            </w:pPr>
+            <w:r/>
+            <w:r>
+              <w:rPr>
+                <w:rFonts w:ascii="Calibri" w:hAnsi="Calibri"/>
+                <w:b w:val="0"/>
+                <w:color w:val="333333"/>
+                <w:sz w:val="18"/>
+              </w:rPr>
+              <w:t>46,755</w:t>
+            </w:r>
+          </w:p>
+        </w:tc>
+        <w:tc>
+          <w:tcPr>
+            <w:tcW w:type="dxa" w:w="1152"/>
+            <w:shd w:fill="DBE5F1" w:val="clear"/>
+          </w:tcPr>
+          <w:p>
+            <w:pPr>
+              <w:spacing w:before="40" w:after="40"/>
+              <w:jc w:val="center"/>
+            </w:pPr>
+            <w:r/>
+            <w:r>
+              <w:rPr>
+                <w:rFonts w:ascii="Calibri" w:hAnsi="Calibri"/>
+                <w:b w:val="0"/>
+                <w:color w:val="333333"/>
+                <w:sz w:val="18"/>
+              </w:rPr>
+              <w:t>12,467</w:t>
+            </w:r>
+          </w:p>
+        </w:tc>
+        <w:tc>
+          <w:tcPr>
+            <w:tcW w:type="dxa" w:w="1008"/>
+            <w:shd w:fill="DBE5F1" w:val="clear"/>
+          </w:tcPr>
+          <w:p>
+            <w:pPr>
+              <w:spacing w:before="40" w:after="40"/>
+              <w:jc w:val="center"/>
+            </w:pPr>
+            <w:r/>
+            <w:r>
+              <w:rPr>
+                <w:rFonts w:ascii="Calibri" w:hAnsi="Calibri"/>
+                <w:b w:val="0"/>
+                <w:color w:val="333333"/>
+                <w:sz w:val="18"/>
+              </w:rPr>
+              <w:t>26.7%</w:t>
+            </w:r>
+          </w:p>
+        </w:tc>
+        <w:tc>
+          <w:tcPr>
+            <w:tcW w:type="dxa" w:w="1296"/>
+            <w:shd w:fill="DBE5F1" w:val="clear"/>
+          </w:tcPr>
+          <w:p>
+            <w:pPr>
+              <w:spacing w:before="40" w:after="40"/>
+              <w:jc w:val="center"/>
+            </w:pPr>
+            <w:r/>
+            <w:r>
+              <w:rPr>
+                <w:rFonts w:ascii="Calibri" w:hAnsi="Calibri"/>
+                <w:b w:val="0"/>
+                <w:color w:val="333333"/>
+                <w:sz w:val="18"/>
+              </w:rPr>
+              <w:t>42.0%</w:t>
+            </w:r>
+          </w:p>
+        </w:tc>
+        <w:tc>
+          <w:tcPr>
+            <w:tcW w:type="dxa" w:w="1296"/>
+            <w:shd w:fill="DBE5F1" w:val="clear"/>
+          </w:tcPr>
+          <w:p>
+            <w:pPr>
+              <w:spacing w:before="40" w:after="40"/>
+              <w:jc w:val="center"/>
+            </w:pPr>
+            <w:r/>
+            <w:r>
+              <w:rPr>
+                <w:rFonts w:ascii="Calibri" w:hAnsi="Calibri"/>
+                <w:b w:val="0"/>
+                <w:color w:val="333333"/>
+                <w:sz w:val="18"/>
+              </w:rPr>
+              <w:t>31.3%</w:t>
+            </w:r>
+          </w:p>
+        </w:tc>
+      </w:tr>
+      <w:tr>
+        <w:tc>
+          <w:tcPr>
+            <w:tcW w:type="dxa" w:w="720"/>
+          </w:tcPr>
+          <w:p>
+            <w:pPr>
+              <w:spacing w:before="40" w:after="40"/>
+              <w:jc w:val="center"/>
+            </w:pPr>
+            <w:r/>
+            <w:r>
+              <w:rPr>
+                <w:rFonts w:ascii="Calibri" w:hAnsi="Calibri"/>
+                <w:b/>
+                <w:color w:val="333333"/>
+                <w:sz w:val="18"/>
+              </w:rPr>
+              <w:t>D4</w:t>
+            </w:r>
+          </w:p>
+        </w:tc>
+        <w:tc>
+          <w:tcPr>
+            <w:tcW w:type="dxa" w:w="2448"/>
+          </w:tcPr>
+          <w:p>
+            <w:pPr>
+              <w:spacing w:before="40" w:after="40"/>
+              <w:jc w:val="center"/>
+            </w:pPr>
+            <w:r/>
+            <w:r>
+              <w:rPr>
+                <w:rFonts w:ascii="Calibri" w:hAnsi="Calibri"/>
+                <w:b w:val="0"/>
+                <w:color w:val="333333"/>
+                <w:sz w:val="18"/>
+              </w:rPr>
+              <w:t>Sunset / Parkside</w:t>
+            </w:r>
+          </w:p>
+        </w:tc>
+        <w:tc>
+          <w:tcPr>
+            <w:tcW w:type="dxa" w:w="1152"/>
+          </w:tcPr>
+          <w:p>
+            <w:pPr>
+              <w:spacing w:before="40" w:after="40"/>
+              <w:jc w:val="center"/>
+            </w:pPr>
+            <w:r/>
+            <w:r>
+              <w:rPr>
+                <w:rFonts w:ascii="Calibri" w:hAnsi="Calibri"/>
+                <w:b w:val="0"/>
+                <w:color w:val="333333"/>
+                <w:sz w:val="18"/>
+              </w:rPr>
+              <w:t>48,802</w:t>
+            </w:r>
+          </w:p>
+        </w:tc>
+        <w:tc>
+          <w:tcPr>
+            <w:tcW w:type="dxa" w:w="1152"/>
+          </w:tcPr>
+          <w:p>
+            <w:pPr>
+              <w:spacing w:before="40" w:after="40"/>
+              <w:jc w:val="center"/>
+            </w:pPr>
+            <w:r/>
+            <w:r>
+              <w:rPr>
+                <w:rFonts w:ascii="Calibri" w:hAnsi="Calibri"/>
+                <w:b w:val="0"/>
+                <w:color w:val="333333"/>
+                <w:sz w:val="18"/>
+              </w:rPr>
+              <w:t>12,648</w:t>
+            </w:r>
+          </w:p>
+        </w:tc>
+        <w:tc>
+          <w:tcPr>
+            <w:tcW w:type="dxa" w:w="1008"/>
+          </w:tcPr>
+          <w:p>
+            <w:pPr>
+              <w:spacing w:before="40" w:after="40"/>
+              <w:jc w:val="center"/>
+            </w:pPr>
+            <w:r/>
+            <w:r>
+              <w:rPr>
+                <w:rFonts w:ascii="Calibri" w:hAnsi="Calibri"/>
+                <w:b w:val="0"/>
+                <w:color w:val="333333"/>
+                <w:sz w:val="18"/>
+              </w:rPr>
+              <w:t>25.9%</w:t>
+            </w:r>
+          </w:p>
+        </w:tc>
+        <w:tc>
+          <w:tcPr>
+            <w:tcW w:type="dxa" w:w="1296"/>
+          </w:tcPr>
+          <w:p>
+            <w:pPr>
+              <w:spacing w:before="40" w:after="40"/>
+              <w:jc w:val="center"/>
+            </w:pPr>
+            <w:r/>
+            <w:r>
+              <w:rPr>
+                <w:rFonts w:ascii="Calibri" w:hAnsi="Calibri"/>
+                <w:b w:val="0"/>
+                <w:color w:val="333333"/>
+                <w:sz w:val="18"/>
+              </w:rPr>
+              <w:t>42.1%</w:t>
+            </w:r>
+          </w:p>
+        </w:tc>
+        <w:tc>
+          <w:tcPr>
+            <w:tcW w:type="dxa" w:w="1296"/>
+          </w:tcPr>
+          <w:p>
+            <w:pPr>
+              <w:spacing w:before="40" w:after="40"/>
+              <w:jc w:val="center"/>
+            </w:pPr>
+            <w:r/>
+            <w:r>
+              <w:rPr>
+                <w:rFonts w:ascii="Calibri" w:hAnsi="Calibri"/>
+                <w:b w:val="0"/>
+                <w:color w:val="333333"/>
+                <w:sz w:val="18"/>
+              </w:rPr>
+              <w:t>32.0%</w:t>
             </w:r>
           </w:p>
         </w:tc>
@@ -5098,7 +5160,7 @@
                 <w:color w:val="333333"/>
                 <w:sz w:val="18"/>
               </w:rPr>
-              <w:t>49,046</w:t>
+              <w:t>32,926</w:t>
             </w:r>
           </w:p>
         </w:tc>
@@ -5120,7 +5182,7 @@
                 <w:color w:val="333333"/>
                 <w:sz w:val="18"/>
               </w:rPr>
-              <w:t>9,112</w:t>
+              <w:t>6,267</w:t>
             </w:r>
           </w:p>
         </w:tc>
@@ -5142,7 +5204,7 @@
                 <w:color w:val="333333"/>
                 <w:sz w:val="18"/>
               </w:rPr>
-              <w:t>18.6%</w:t>
+              <w:t>19.0%</w:t>
             </w:r>
           </w:p>
         </w:tc>
@@ -5164,7 +5226,7 @@
                 <w:color w:val="333333"/>
                 <w:sz w:val="18"/>
               </w:rPr>
-              <w:t>40.1%</w:t>
+              <w:t>34.6%</w:t>
             </w:r>
           </w:p>
         </w:tc>
@@ -5186,7 +5248,7 @@
                 <w:color w:val="333333"/>
                 <w:sz w:val="18"/>
               </w:rPr>
-              <w:t>41.3%</w:t>
+              <w:t>46.4%</w:t>
             </w:r>
           </w:p>
         </w:tc>
@@ -5228,7 +5290,7 @@
           <w:color w:val="333333"/>
           <w:sz w:val="22"/>
         </w:rPr>
-        <w:t>District 8 (Castro/Noe Valley) is Scott’s strongest district at 54.8% Base — LGBTQ+ concentration, long-standing constituent relationships.</w:t>
+        <w:t>District 8 (Castro/Noe Valley) is Scott’s strongest district at 55.3% Base — LGBTQ+ concentration, long-standing constituent relationships.</w:t>
       </w:r>
     </w:p>
     <w:p>
@@ -5276,7 +5338,7 @@
           <w:color w:val="333333"/>
           <w:sz w:val="22"/>
         </w:rPr>
-        <w:t>District 5 (Haight/Western Addition) is the progressive stronghold most favorable to Saikat Chakrabarti. Only 25.1% Base with 34.0% Opposition — the campaign should contest moderate progressives here but not over-invest.</w:t>
+        <w:t>District 5 (Haight/Western Addition) is the progressive stronghold most favorable to Saikat Chakrabarti. At 30.6% Base with 29.5% Opposition — the blended polling data shows stronger-than-expected support here; targeted outreach to moderate progressives is warranted.</w:t>
       </w:r>
     </w:p>
     <w:p>
@@ -5300,7 +5362,7 @@
           <w:color w:val="333333"/>
           <w:sz w:val="22"/>
         </w:rPr>
-        <w:t>District 4 (Sunset) is heavily API with the highest Persuasion share (44.6%). Culturally tailored messaging could yield significant gains.</w:t>
+        <w:t>District 4 (Sunset) is heavily API with the highest Persuasion share (42.1%). Culturally tailored messaging could yield significant gains.</w:t>
       </w:r>
     </w:p>
     <w:p>
@@ -5324,7 +5386,7 @@
           <w:color w:val="333333"/>
           <w:sz w:val="22"/>
         </w:rPr>
-        <w:t>District 10 (Bayview/Potrero Hill) has the lowest Base share (18.6%) and highest Opposition (41.3%). Resources should be allocated elsewhere.</w:t>
+        <w:t>District 10 (Bayview/Potrero Hill) has the lowest Base share (19.0%) and highest Opposition (46.4%). Resources should be allocated elsewhere.</w:t>
       </w:r>
     </w:p>
     <w:p>
@@ -5355,7 +5417,7 @@
           <w:color w:val="1B2A4A"/>
           <w:sz w:val="24"/>
         </w:rPr>
-        <w:t>A. Mobilization Priority: Drop-off Base (62,725 voters)</w:t>
+        <w:t>A. Mobilization Priority: Drop-off Base (66,155 voters)</w:t>
       </w:r>
     </w:p>
     <w:p>
@@ -5370,7 +5432,7 @@
           <w:color w:val="333333"/>
           <w:sz w:val="22"/>
         </w:rPr>
-        <w:t>The single highest-ROI investment this campaign can make is mobilizing the 62,725 Base voters whose turnout probability score falls below 45 (on the 0–100 scale). These individuals already support Scott but are unlikely to vote in a June primary without direct outreach. Every vote earned here comes from an existing supporter — no persuasion required.</w:t>
+        <w:t>The single highest-ROI investment this campaign can make is mobilizing the 66,155 Base voters with low turnout probability. These individuals already support Scott but are unlikely to vote in a June primary without direct outreach. Every vote earned here comes from an existing supporter — no persuasion required.</w:t>
       </w:r>
     </w:p>
     <w:p>
@@ -5496,7 +5558,7 @@
           <w:color w:val="333333"/>
           <w:sz w:val="22"/>
         </w:rPr>
-        <w:t>The Persuasion universe is large (167,890) but heterogeneous. The campaign should focus paid media, direct mail, and field resources on five high-impact sub-segments with tailored messaging.</w:t>
+        <w:t>The Persuasion universe is large (168,183) but heterogeneous. The campaign should focus paid media, direct mail, and field resources on five high-impact sub-segments with tailored messaging.</w:t>
       </w:r>
     </w:p>
     <w:p>
@@ -5768,7 +5830,7 @@
                 <w:color w:val="333333"/>
                 <w:sz w:val="18"/>
               </w:rPr>
-              <w:t>9,714</w:t>
+              <w:t>9,331</w:t>
             </w:r>
           </w:p>
         </w:tc>
@@ -5835,7 +5897,7 @@
                 <w:color w:val="333333"/>
                 <w:sz w:val="18"/>
               </w:rPr>
-              <w:t>37,231</w:t>
+              <w:t>37,232</w:t>
             </w:r>
           </w:p>
         </w:tc>
@@ -5968,7 +6030,7 @@
                 <w:color w:val="333333"/>
                 <w:sz w:val="18"/>
               </w:rPr>
-              <w:t>58,820</w:t>
+              <w:t>52,424</w:t>
             </w:r>
           </w:p>
         </w:tc>
@@ -6615,6 +6677,25 @@
         </w:pBdr>
       </w:pPr>
     </w:p>
+    <w:p>
+      <w:pPr>
+        <w:spacing w:before="200"/>
+        <w:jc w:val="center"/>
+      </w:pPr>
+      <w:r>
+        <w:rPr>
+          <w:rFonts w:ascii="Calibri" w:hAnsi="Calibri"/>
+          <w:i/>
+          <w:color w:val="666666"/>
+          <w:sz w:val="20"/>
+        </w:rPr>
+        <w:t>Prepared by the Data &amp; Analytics Team — April 2026</w:t>
+        <w:br/>
+        <w:t>Scott Wiener for Congress</w:t>
+        <w:br/>
+        <w:t>CONFIDENTIAL — Do Not Distribute</w:t>
+      </w:r>
+    </w:p>
     <w:sectPr>
       <w:headerReference w:type="default" r:id="rId9"/>
       <w:footerReference w:type="default" r:id="rId10"/>
@@ -6641,7 +6722,7 @@
         <w:color w:val="666666"/>
         <w:sz w:val="16"/>
       </w:rPr>
-      <w:t xml:space="preserve">Scott Wiener for Congress  —  Page </w:t>
+      <w:t xml:space="preserve">CONFIDENTIAL  —  Scott Wiener for Congress  —  Page </w:t>
     </w:r>
     <w:r>
       <w:rPr>
